--- a/Gestor_de_Inventarios/tarifarios/Tarifario_Sueteres_2026.docx
+++ b/Gestor_de_Inventarios/tarifarios/Tarifario_Sueteres_2026.docx
@@ -68,7 +68,7 @@
                 <w:color w:val="9DC3E6"/>
                 <w:sz w:val="18"/>
               </w:rPr>
-              <w:t>Actualizado: Abril 2026</w:t>
+              <w:t>Actualizado: Julio 2026 · precios del sistema</w:t>
             </w:r>
           </w:p>
         </w:tc>
@@ -77,6 +77,367 @@
     <w:p>
       <w:pPr>
         <w:spacing w:before="0" w:after="120"/>
+      </w:pPr>
+    </w:p>
+    <w:tbl>
+      <w:tblPr>
+        <w:tblW w:type="auto" w:w="0"/>
+        <w:tblLook w:firstColumn="1" w:firstRow="1" w:lastColumn="0" w:lastRow="0" w:noHBand="0" w:noVBand="1" w:val="04A0"/>
+        <w:tblBorders>
+          <w:top w:val="none"/>
+          <w:left w:val="none"/>
+          <w:bottom w:val="none"/>
+          <w:right w:val="none"/>
+          <w:insideH w:val="none"/>
+          <w:insideV w:val="none"/>
+        </w:tblBorders>
+      </w:tblPr>
+      <w:tblGrid>
+        <w:gridCol w:w="15364"/>
+      </w:tblGrid>
+      <w:tr>
+        <w:tc>
+          <w:tcPr>
+            <w:tcW w:type="dxa" w:w="15364"/>
+            <w:shd w:val="clear" w:color="auto" w:fill="B52020"/>
+            <w:tcMar>
+              <w:top w:w="80" w:type="dxa"/>
+              <w:bottom w:w="80" w:type="dxa"/>
+              <w:left w:w="180" w:type="dxa"/>
+              <w:right w:w="180" w:type="dxa"/>
+            </w:tcMar>
+          </w:tcPr>
+          <w:p>
+            <w:pPr>
+              <w:spacing w:before="0" w:after="0"/>
+              <w:jc w:val="left"/>
+            </w:pPr>
+            <w:r>
+              <w:rPr>
+                <w:b/>
+                <w:color w:val="FFFFFF"/>
+                <w:sz w:val="22"/>
+              </w:rPr>
+              <w:t>Excepciones activas</w:t>
+            </w:r>
+          </w:p>
+        </w:tc>
+      </w:tr>
+    </w:tbl>
+    <w:p>
+      <w:pPr>
+        <w:spacing w:before="0" w:after="40"/>
+      </w:pPr>
+    </w:p>
+    <w:tbl>
+      <w:tblPr>
+        <w:tblW w:type="auto" w:w="0"/>
+        <w:tblLook w:firstColumn="1" w:firstRow="1" w:lastColumn="0" w:lastRow="0" w:noHBand="0" w:noVBand="1" w:val="04A0"/>
+        <w:jc w:val="center"/>
+        <w:tblBorders>
+          <w:top w:val="none"/>
+          <w:left w:val="none"/>
+          <w:bottom w:val="none"/>
+          <w:right w:val="none"/>
+          <w:insideH w:val="none"/>
+          <w:insideV w:val="none"/>
+        </w:tblBorders>
+      </w:tblPr>
+      <w:tblGrid>
+        <w:gridCol w:w="15364"/>
+      </w:tblGrid>
+      <w:tr>
+        <w:tc>
+          <w:tcPr>
+            <w:tcW w:type="dxa" w:w="15364"/>
+            <w:tcMar>
+              <w:top w:w="0" w:type="dxa"/>
+              <w:bottom w:w="0" w:type="dxa"/>
+              <w:left w:w="60" w:type="dxa"/>
+              <w:right w:w="60" w:type="dxa"/>
+            </w:tcMar>
+          </w:tcPr>
+          <w:p/>
+          <w:tbl>
+            <w:tblPr>
+              <w:tblW w:type="auto" w:w="0"/>
+              <w:tblLook w:firstColumn="1" w:firstRow="1" w:lastColumn="0" w:lastRow="0" w:noHBand="0" w:noVBand="1" w:val="04A0"/>
+              <w:tblBorders>
+                <w:top w:val="none"/>
+                <w:left w:val="none"/>
+                <w:bottom w:val="none"/>
+                <w:right w:val="none"/>
+                <w:insideH w:val="none"/>
+                <w:insideV w:val="none"/>
+              </w:tblBorders>
+            </w:tblPr>
+            <w:tblGrid>
+              <w:gridCol w:w="15364"/>
+            </w:tblGrid>
+            <w:tr>
+              <w:tc>
+                <w:tcPr>
+                  <w:tcW w:type="dxa" w:w="15364"/>
+                  <w:shd w:val="clear" w:color="auto" w:fill="B52020"/>
+                  <w:tcMar>
+                    <w:top w:w="70" w:type="dxa"/>
+                    <w:bottom w:w="70" w:type="dxa"/>
+                    <w:left w:w="140" w:type="dxa"/>
+                    <w:right w:w="140" w:type="dxa"/>
+                  </w:tcMar>
+                </w:tcPr>
+                <w:p>
+                  <w:pPr>
+                    <w:spacing w:before="0" w:after="0"/>
+                    <w:jc w:val="left"/>
+                  </w:pPr>
+                  <w:r>
+                    <w:rPr>
+                      <w:b/>
+                      <w:color w:val="FFFFFF"/>
+                      <w:sz w:val="20"/>
+                    </w:rPr>
+                    <w:t>Oficial Preescolar</w:t>
+                  </w:r>
+                </w:p>
+              </w:tc>
+            </w:tr>
+          </w:tbl>
+          <w:p/>
+          <w:tbl>
+            <w:tblPr>
+              <w:tblStyle w:val="TableGrid"/>
+              <w:tblW w:type="auto" w:w="0"/>
+              <w:tblLook w:firstColumn="1" w:firstRow="1" w:lastColumn="0" w:lastRow="0" w:noHBand="0" w:noVBand="1" w:val="04A0"/>
+            </w:tblPr>
+            <w:tblGrid>
+              <w:gridCol w:w="5121"/>
+              <w:gridCol w:w="5121"/>
+              <w:gridCol w:w="5121"/>
+            </w:tblGrid>
+            <w:tr>
+              <w:tc>
+                <w:tcPr>
+                  <w:tcW w:type="dxa" w:w="5121"/>
+                  <w:shd w:val="clear" w:color="auto" w:fill="FCE8E8"/>
+                  <w:tcMar>
+                    <w:top w:w="50" w:type="dxa"/>
+                    <w:bottom w:w="50" w:type="dxa"/>
+                    <w:left w:w="100" w:type="dxa"/>
+                    <w:right w:w="100" w:type="dxa"/>
+                  </w:tcMar>
+                </w:tcPr>
+                <w:p>
+                  <w:pPr>
+                    <w:spacing w:before="0" w:after="0"/>
+                    <w:jc w:val="left"/>
+                  </w:pPr>
+                  <w:r>
+                    <w:rPr>
+                      <w:b/>
+                      <w:color w:val="B52020"/>
+                      <w:sz w:val="17"/>
+                    </w:rPr>
+                    <w:t>Escuela / Producto</w:t>
+                  </w:r>
+                </w:p>
+              </w:tc>
+              <w:tc>
+                <w:tcPr>
+                  <w:tcW w:type="dxa" w:w="5121"/>
+                  <w:shd w:val="clear" w:color="auto" w:fill="FCE8E8"/>
+                  <w:tcMar>
+                    <w:top w:w="50" w:type="dxa"/>
+                    <w:bottom w:w="50" w:type="dxa"/>
+                    <w:left w:w="100" w:type="dxa"/>
+                    <w:right w:w="100" w:type="dxa"/>
+                  </w:tcMar>
+                </w:tcPr>
+                <w:p>
+                  <w:pPr>
+                    <w:spacing w:before="0" w:after="0"/>
+                    <w:jc w:val="right"/>
+                  </w:pPr>
+                  <w:r>
+                    <w:rPr>
+                      <w:b/>
+                      <w:color w:val="B52020"/>
+                      <w:sz w:val="17"/>
+                    </w:rPr>
+                    <w:t>Tallas</w:t>
+                  </w:r>
+                </w:p>
+              </w:tc>
+              <w:tc>
+                <w:tcPr>
+                  <w:tcW w:type="dxa" w:w="5121"/>
+                  <w:shd w:val="clear" w:color="auto" w:fill="FCE8E8"/>
+                  <w:tcMar>
+                    <w:top w:w="50" w:type="dxa"/>
+                    <w:bottom w:w="50" w:type="dxa"/>
+                    <w:left w:w="100" w:type="dxa"/>
+                    <w:right w:w="100" w:type="dxa"/>
+                  </w:tcMar>
+                </w:tcPr>
+                <w:p>
+                  <w:pPr>
+                    <w:spacing w:before="0" w:after="0"/>
+                    <w:jc w:val="right"/>
+                  </w:pPr>
+                  <w:r>
+                    <w:rPr>
+                      <w:b/>
+                      <w:color w:val="B52020"/>
+                      <w:sz w:val="17"/>
+                    </w:rPr>
+                    <w:t>Precio</w:t>
+                  </w:r>
+                </w:p>
+              </w:tc>
+            </w:tr>
+            <w:tr>
+              <w:tc>
+                <w:tcPr>
+                  <w:tcW w:type="dxa" w:w="5121"/>
+                  <w:shd w:val="clear" w:color="auto" w:fill="FFFFFF"/>
+                  <w:tcMar>
+                    <w:top w:w="48" w:type="dxa"/>
+                    <w:bottom w:w="48" w:type="dxa"/>
+                    <w:left w:w="100" w:type="dxa"/>
+                    <w:right w:w="100" w:type="dxa"/>
+                  </w:tcMar>
+                </w:tcPr>
+                <w:p>
+                  <w:pPr>
+                    <w:spacing w:before="0" w:after="0"/>
+                    <w:jc w:val="left"/>
+                  </w:pPr>
+                  <w:r>
+                    <w:rPr>
+                      <w:b w:val="0"/>
+                      <w:color w:val="1A1A2E"/>
+                      <w:sz w:val="18"/>
+                    </w:rPr>
+                    <w:t>Margarita Paz Paredes</w:t>
+                  </w:r>
+                </w:p>
+              </w:tc>
+              <w:tc>
+                <w:tcPr>
+                  <w:tcW w:type="dxa" w:w="5121"/>
+                  <w:shd w:val="clear" w:color="auto" w:fill="FFFFFF"/>
+                  <w:tcMar>
+                    <w:top w:w="48" w:type="dxa"/>
+                    <w:bottom w:w="48" w:type="dxa"/>
+                    <w:left w:w="100" w:type="dxa"/>
+                    <w:right w:w="100" w:type="dxa"/>
+                  </w:tcMar>
+                </w:tcPr>
+                <w:p>
+                  <w:pPr>
+                    <w:spacing w:before="0" w:after="0"/>
+                    <w:jc w:val="right"/>
+                  </w:pPr>
+                  <w:r>
+                    <w:rPr>
+                      <w:b/>
+                      <w:color w:val="1E3A6E"/>
+                      <w:sz w:val="18"/>
+                    </w:rPr>
+                    <w:t>4, 6, 8, 10</w:t>
+                  </w:r>
+                </w:p>
+              </w:tc>
+              <w:tc>
+                <w:tcPr>
+                  <w:tcW w:type="dxa" w:w="5121"/>
+                  <w:shd w:val="clear" w:color="auto" w:fill="FFFFFF"/>
+                  <w:tcMar>
+                    <w:top w:w="48" w:type="dxa"/>
+                    <w:bottom w:w="48" w:type="dxa"/>
+                    <w:left w:w="100" w:type="dxa"/>
+                    <w:right w:w="100" w:type="dxa"/>
+                  </w:tcMar>
+                </w:tcPr>
+                <w:p>
+                  <w:pPr>
+                    <w:spacing w:before="0" w:after="0"/>
+                    <w:jc w:val="right"/>
+                  </w:pPr>
+                  <w:r>
+                    <w:rPr>
+                      <w:b/>
+                      <w:color w:val="1E3A6E"/>
+                      <w:sz w:val="18"/>
+                    </w:rPr>
+                    <w:t>$315</w:t>
+                  </w:r>
+                </w:p>
+              </w:tc>
+            </w:tr>
+          </w:tbl>
+          <w:p/>
+          <w:p>
+            <w:pPr>
+              <w:spacing w:before="0" w:after="80"/>
+            </w:pPr>
+          </w:p>
+        </w:tc>
+      </w:tr>
+    </w:tbl>
+    <w:p>
+      <w:pPr>
+        <w:spacing w:before="0" w:after="120"/>
+      </w:pPr>
+    </w:p>
+    <w:tbl>
+      <w:tblPr>
+        <w:tblW w:type="auto" w:w="0"/>
+        <w:tblLook w:firstColumn="1" w:firstRow="1" w:lastColumn="0" w:lastRow="0" w:noHBand="0" w:noVBand="1" w:val="04A0"/>
+        <w:tblBorders>
+          <w:top w:val="none"/>
+          <w:left w:val="none"/>
+          <w:bottom w:val="none"/>
+          <w:right w:val="none"/>
+          <w:insideH w:val="none"/>
+          <w:insideV w:val="none"/>
+        </w:tblBorders>
+      </w:tblPr>
+      <w:tblGrid>
+        <w:gridCol w:w="15364"/>
+      </w:tblGrid>
+      <w:tr>
+        <w:tc>
+          <w:tcPr>
+            <w:tcW w:type="dxa" w:w="15364"/>
+            <w:shd w:val="clear" w:color="auto" w:fill="2E6FBF"/>
+            <w:tcMar>
+              <w:top w:w="80" w:type="dxa"/>
+              <w:bottom w:w="80" w:type="dxa"/>
+              <w:left w:w="180" w:type="dxa"/>
+              <w:right w:w="180" w:type="dxa"/>
+            </w:tcMar>
+          </w:tcPr>
+          <w:p>
+            <w:pPr>
+              <w:spacing w:before="0" w:after="0"/>
+              <w:jc w:val="left"/>
+            </w:pPr>
+            <w:r>
+              <w:rPr>
+                <w:b/>
+                <w:color w:val="FFFFFF"/>
+                <w:sz w:val="22"/>
+              </w:rPr>
+              <w:t>Precios generales</w:t>
+            </w:r>
+          </w:p>
+        </w:tc>
+      </w:tr>
+    </w:tbl>
+    <w:p>
+      <w:pPr>
+        <w:spacing w:before="0" w:after="40"/>
       </w:pPr>
     </w:p>
     <w:tbl>
@@ -351,7 +712,7 @@
                       <w:color w:val="1A1A2E"/>
                       <w:sz w:val="18"/>
                     </w:rPr>
-                    <w:t>30, 32, 34</w:t>
+                    <w:t>28, 30, 32, 34</w:t>
                   </w:r>
                 </w:p>
               </w:tc>
@@ -501,6 +862,96 @@
         <w:tc>
           <w:tcPr>
             <w:tcW w:type="dxa" w:w="5121"/>
+          </w:tcPr>
+          <w:p/>
+        </w:tc>
+        <w:tc>
+          <w:tcPr>
+            <w:tcW w:type="dxa" w:w="5121"/>
+          </w:tcPr>
+          <w:p/>
+        </w:tc>
+      </w:tr>
+    </w:tbl>
+    <w:p>
+      <w:pPr>
+        <w:spacing w:before="0" w:after="120"/>
+      </w:pPr>
+    </w:p>
+    <w:tbl>
+      <w:tblPr>
+        <w:tblW w:type="auto" w:w="0"/>
+        <w:tblLook w:firstColumn="1" w:firstRow="1" w:lastColumn="0" w:lastRow="0" w:noHBand="0" w:noVBand="1" w:val="04A0"/>
+        <w:tblBorders>
+          <w:top w:val="none"/>
+          <w:left w:val="none"/>
+          <w:bottom w:val="none"/>
+          <w:right w:val="none"/>
+          <w:insideH w:val="none"/>
+          <w:insideV w:val="none"/>
+        </w:tblBorders>
+      </w:tblPr>
+      <w:tblGrid>
+        <w:gridCol w:w="15364"/>
+      </w:tblGrid>
+      <w:tr>
+        <w:tc>
+          <w:tcPr>
+            <w:tcW w:type="dxa" w:w="15364"/>
+            <w:shd w:val="clear" w:color="auto" w:fill="C05A00"/>
+            <w:tcMar>
+              <w:top w:w="80" w:type="dxa"/>
+              <w:bottom w:w="80" w:type="dxa"/>
+              <w:left w:w="180" w:type="dxa"/>
+              <w:right w:w="180" w:type="dxa"/>
+            </w:tcMar>
+          </w:tcPr>
+          <w:p>
+            <w:pPr>
+              <w:spacing w:before="0" w:after="0"/>
+              <w:jc w:val="left"/>
+            </w:pPr>
+            <w:r>
+              <w:rPr>
+                <w:b/>
+                <w:color w:val="FFFFFF"/>
+                <w:sz w:val="22"/>
+              </w:rPr>
+              <w:t>Oficial por nivel</w:t>
+            </w:r>
+          </w:p>
+        </w:tc>
+      </w:tr>
+    </w:tbl>
+    <w:p>
+      <w:pPr>
+        <w:spacing w:before="0" w:after="40"/>
+      </w:pPr>
+    </w:p>
+    <w:tbl>
+      <w:tblPr>
+        <w:tblW w:type="auto" w:w="0"/>
+        <w:tblLook w:firstColumn="1" w:firstRow="1" w:lastColumn="0" w:lastRow="0" w:noHBand="0" w:noVBand="1" w:val="04A0"/>
+        <w:jc w:val="center"/>
+        <w:tblBorders>
+          <w:top w:val="none"/>
+          <w:left w:val="none"/>
+          <w:bottom w:val="none"/>
+          <w:right w:val="none"/>
+          <w:insideH w:val="none"/>
+          <w:insideV w:val="none"/>
+        </w:tblBorders>
+      </w:tblPr>
+      <w:tblGrid>
+        <w:gridCol w:w="3841"/>
+        <w:gridCol w:w="3841"/>
+        <w:gridCol w:w="3841"/>
+        <w:gridCol w:w="3841"/>
+      </w:tblGrid>
+      <w:tr>
+        <w:tc>
+          <w:tcPr>
+            <w:tcW w:type="dxa" w:w="3841"/>
             <w:tcMar>
               <w:top w:w="0" w:type="dxa"/>
               <w:bottom w:w="0" w:type="dxa"/>
@@ -523,12 +974,12 @@
               </w:tblBorders>
             </w:tblPr>
             <w:tblGrid>
-              <w:gridCol w:w="5121"/>
+              <w:gridCol w:w="3841"/>
             </w:tblGrid>
             <w:tr>
               <w:tc>
                 <w:tcPr>
-                  <w:tcW w:type="dxa" w:w="5121"/>
+                  <w:tcW w:type="dxa" w:w="3841"/>
                   <w:shd w:val="clear" w:color="auto" w:fill="2E6FBF"/>
                   <w:tcMar>
                     <w:top w:w="70" w:type="dxa"/>
@@ -562,13 +1013,13 @@
               <w:tblLook w:firstColumn="1" w:firstRow="1" w:lastColumn="0" w:lastRow="0" w:noHBand="0" w:noVBand="1" w:val="04A0"/>
             </w:tblPr>
             <w:tblGrid>
-              <w:gridCol w:w="2560"/>
-              <w:gridCol w:w="2560"/>
+              <w:gridCol w:w="1920"/>
+              <w:gridCol w:w="1920"/>
             </w:tblGrid>
             <w:tr>
               <w:tc>
                 <w:tcPr>
-                  <w:tcW w:type="dxa" w:w="2560"/>
+                  <w:tcW w:type="dxa" w:w="1920"/>
                   <w:shd w:val="clear" w:color="auto" w:fill="D6E8F7"/>
                   <w:tcMar>
                     <w:top w:w="50" w:type="dxa"/>
@@ -594,7 +1045,7 @@
               </w:tc>
               <w:tc>
                 <w:tcPr>
-                  <w:tcW w:type="dxa" w:w="2560"/>
+                  <w:tcW w:type="dxa" w:w="1920"/>
                   <w:shd w:val="clear" w:color="auto" w:fill="D6E8F7"/>
                   <w:tcMar>
                     <w:top w:w="50" w:type="dxa"/>
@@ -622,7 +1073,7 @@
             <w:tr>
               <w:tc>
                 <w:tcPr>
-                  <w:tcW w:type="dxa" w:w="2560"/>
+                  <w:tcW w:type="dxa" w:w="1920"/>
                   <w:shd w:val="clear" w:color="auto" w:fill="FFFFFF"/>
                   <w:tcMar>
                     <w:top w:w="48" w:type="dxa"/>
@@ -648,7 +1099,7 @@
               </w:tc>
               <w:tc>
                 <w:tcPr>
-                  <w:tcW w:type="dxa" w:w="2560"/>
+                  <w:tcW w:type="dxa" w:w="1920"/>
                   <w:shd w:val="clear" w:color="auto" w:fill="FFFFFF"/>
                   <w:tcMar>
                     <w:top w:w="48" w:type="dxa"/>
@@ -668,7 +1119,7 @@
                       <w:color w:val="1E3A6E"/>
                       <w:sz w:val="18"/>
                     </w:rPr>
-                    <w:t>$290</w:t>
+                    <w:t>$299</w:t>
                   </w:r>
                 </w:p>
               </w:tc>
@@ -683,7 +1134,7 @@
         </w:tc>
         <w:tc>
           <w:tcPr>
-            <w:tcW w:type="dxa" w:w="5121"/>
+            <w:tcW w:type="dxa" w:w="3841"/>
             <w:tcMar>
               <w:top w:w="0" w:type="dxa"/>
               <w:bottom w:w="0" w:type="dxa"/>
@@ -706,12 +1157,12 @@
               </w:tblBorders>
             </w:tblPr>
             <w:tblGrid>
-              <w:gridCol w:w="5121"/>
+              <w:gridCol w:w="3841"/>
             </w:tblGrid>
             <w:tr>
               <w:tc>
                 <w:tcPr>
-                  <w:tcW w:type="dxa" w:w="5121"/>
+                  <w:tcW w:type="dxa" w:w="3841"/>
                   <w:shd w:val="clear" w:color="auto" w:fill="2E6FBF"/>
                   <w:tcMar>
                     <w:top w:w="70" w:type="dxa"/>
@@ -745,13 +1196,13 @@
               <w:tblLook w:firstColumn="1" w:firstRow="1" w:lastColumn="0" w:lastRow="0" w:noHBand="0" w:noVBand="1" w:val="04A0"/>
             </w:tblPr>
             <w:tblGrid>
-              <w:gridCol w:w="2560"/>
-              <w:gridCol w:w="2560"/>
+              <w:gridCol w:w="1920"/>
+              <w:gridCol w:w="1920"/>
             </w:tblGrid>
             <w:tr>
               <w:tc>
                 <w:tcPr>
-                  <w:tcW w:type="dxa" w:w="2560"/>
+                  <w:tcW w:type="dxa" w:w="1920"/>
                   <w:shd w:val="clear" w:color="auto" w:fill="D6E8F7"/>
                   <w:tcMar>
                     <w:top w:w="50" w:type="dxa"/>
@@ -777,7 +1228,7 @@
               </w:tc>
               <w:tc>
                 <w:tcPr>
-                  <w:tcW w:type="dxa" w:w="2560"/>
+                  <w:tcW w:type="dxa" w:w="1920"/>
                   <w:shd w:val="clear" w:color="auto" w:fill="D6E8F7"/>
                   <w:tcMar>
                     <w:top w:w="50" w:type="dxa"/>
@@ -805,7 +1256,7 @@
             <w:tr>
               <w:tc>
                 <w:tcPr>
-                  <w:tcW w:type="dxa" w:w="2560"/>
+                  <w:tcW w:type="dxa" w:w="1920"/>
                   <w:shd w:val="clear" w:color="auto" w:fill="FFFFFF"/>
                   <w:tcMar>
                     <w:top w:w="48" w:type="dxa"/>
@@ -831,7 +1282,7 @@
               </w:tc>
               <w:tc>
                 <w:tcPr>
-                  <w:tcW w:type="dxa" w:w="2560"/>
+                  <w:tcW w:type="dxa" w:w="1920"/>
                   <w:shd w:val="clear" w:color="auto" w:fill="FFFFFF"/>
                   <w:tcMar>
                     <w:top w:w="48" w:type="dxa"/>
@@ -851,7 +1302,7 @@
                       <w:color w:val="1E3A6E"/>
                       <w:sz w:val="18"/>
                     </w:rPr>
-                    <w:t>$290</w:t>
+                    <w:t>$299</w:t>
                   </w:r>
                 </w:p>
               </w:tc>
@@ -859,7 +1310,7 @@
             <w:tr>
               <w:tc>
                 <w:tcPr>
-                  <w:tcW w:type="dxa" w:w="2560"/>
+                  <w:tcW w:type="dxa" w:w="1920"/>
                   <w:shd w:val="clear" w:color="auto" w:fill="EDF4FC"/>
                   <w:tcMar>
                     <w:top w:w="48" w:type="dxa"/>
@@ -885,7 +1336,7 @@
               </w:tc>
               <w:tc>
                 <w:tcPr>
-                  <w:tcW w:type="dxa" w:w="2560"/>
+                  <w:tcW w:type="dxa" w:w="1920"/>
                   <w:shd w:val="clear" w:color="auto" w:fill="EDF4FC"/>
                   <w:tcMar>
                     <w:top w:w="48" w:type="dxa"/>
@@ -913,7 +1364,7 @@
             <w:tr>
               <w:tc>
                 <w:tcPr>
-                  <w:tcW w:type="dxa" w:w="2560"/>
+                  <w:tcW w:type="dxa" w:w="1920"/>
                   <w:shd w:val="clear" w:color="auto" w:fill="FFFFFF"/>
                   <w:tcMar>
                     <w:top w:w="48" w:type="dxa"/>
@@ -933,13 +1384,13 @@
                       <w:color w:val="1A1A2E"/>
                       <w:sz w:val="18"/>
                     </w:rPr>
-                    <w:t>30–42</w:t>
+                    <w:t>18, 30, 32, 34, 36, 38</w:t>
                   </w:r>
                 </w:p>
               </w:tc>
               <w:tc>
                 <w:tcPr>
-                  <w:tcW w:type="dxa" w:w="2560"/>
+                  <w:tcW w:type="dxa" w:w="1920"/>
                   <w:shd w:val="clear" w:color="auto" w:fill="FFFFFF"/>
                   <w:tcMar>
                     <w:top w:w="48" w:type="dxa"/>
@@ -964,6 +1415,60 @@
                 </w:p>
               </w:tc>
             </w:tr>
+            <w:tr>
+              <w:tc>
+                <w:tcPr>
+                  <w:tcW w:type="dxa" w:w="1920"/>
+                  <w:shd w:val="clear" w:color="auto" w:fill="EDF4FC"/>
+                  <w:tcMar>
+                    <w:top w:w="48" w:type="dxa"/>
+                    <w:bottom w:w="48" w:type="dxa"/>
+                    <w:left w:w="100" w:type="dxa"/>
+                    <w:right w:w="100" w:type="dxa"/>
+                  </w:tcMar>
+                </w:tcPr>
+                <w:p>
+                  <w:pPr>
+                    <w:spacing w:before="0" w:after="0"/>
+                    <w:jc w:val="left"/>
+                  </w:pPr>
+                  <w:r>
+                    <w:rPr>
+                      <w:b w:val="0"/>
+                      <w:color w:val="1A1A2E"/>
+                      <w:sz w:val="18"/>
+                    </w:rPr>
+                    <w:t>40, 42</w:t>
+                  </w:r>
+                </w:p>
+              </w:tc>
+              <w:tc>
+                <w:tcPr>
+                  <w:tcW w:type="dxa" w:w="1920"/>
+                  <w:shd w:val="clear" w:color="auto" w:fill="EDF4FC"/>
+                  <w:tcMar>
+                    <w:top w:w="48" w:type="dxa"/>
+                    <w:bottom w:w="48" w:type="dxa"/>
+                    <w:left w:w="100" w:type="dxa"/>
+                    <w:right w:w="100" w:type="dxa"/>
+                  </w:tcMar>
+                </w:tcPr>
+                <w:p>
+                  <w:pPr>
+                    <w:spacing w:before="0" w:after="0"/>
+                    <w:jc w:val="right"/>
+                  </w:pPr>
+                  <w:r>
+                    <w:rPr>
+                      <w:b/>
+                      <w:color w:val="1E3A6E"/>
+                      <w:sz w:val="18"/>
+                    </w:rPr>
+                    <w:t>$335</w:t>
+                  </w:r>
+                </w:p>
+              </w:tc>
+            </w:tr>
           </w:tbl>
           <w:p/>
           <w:p>
@@ -972,11 +1477,9 @@
             </w:pPr>
           </w:p>
         </w:tc>
-      </w:tr>
-      <w:tr>
         <w:tc>
           <w:tcPr>
-            <w:tcW w:type="dxa" w:w="5121"/>
+            <w:tcW w:type="dxa" w:w="3841"/>
             <w:tcMar>
               <w:top w:w="0" w:type="dxa"/>
               <w:bottom w:w="0" w:type="dxa"/>
@@ -999,12 +1502,12 @@
               </w:tblBorders>
             </w:tblPr>
             <w:tblGrid>
-              <w:gridCol w:w="5121"/>
+              <w:gridCol w:w="3841"/>
             </w:tblGrid>
             <w:tr>
               <w:tc>
                 <w:tcPr>
-                  <w:tcW w:type="dxa" w:w="5121"/>
+                  <w:tcW w:type="dxa" w:w="3841"/>
                   <w:shd w:val="clear" w:color="auto" w:fill="2E6FBF"/>
                   <w:tcMar>
                     <w:top w:w="70" w:type="dxa"/>
@@ -1038,13 +1541,13 @@
               <w:tblLook w:firstColumn="1" w:firstRow="1" w:lastColumn="0" w:lastRow="0" w:noHBand="0" w:noVBand="1" w:val="04A0"/>
             </w:tblPr>
             <w:tblGrid>
-              <w:gridCol w:w="2560"/>
-              <w:gridCol w:w="2560"/>
+              <w:gridCol w:w="1920"/>
+              <w:gridCol w:w="1920"/>
             </w:tblGrid>
             <w:tr>
               <w:tc>
                 <w:tcPr>
-                  <w:tcW w:type="dxa" w:w="2560"/>
+                  <w:tcW w:type="dxa" w:w="1920"/>
                   <w:shd w:val="clear" w:color="auto" w:fill="D6E8F7"/>
                   <w:tcMar>
                     <w:top w:w="50" w:type="dxa"/>
@@ -1070,7 +1573,7 @@
               </w:tc>
               <w:tc>
                 <w:tcPr>
-                  <w:tcW w:type="dxa" w:w="2560"/>
+                  <w:tcW w:type="dxa" w:w="1920"/>
                   <w:shd w:val="clear" w:color="auto" w:fill="D6E8F7"/>
                   <w:tcMar>
                     <w:top w:w="50" w:type="dxa"/>
@@ -1098,7 +1601,7 @@
             <w:tr>
               <w:tc>
                 <w:tcPr>
-                  <w:tcW w:type="dxa" w:w="2560"/>
+                  <w:tcW w:type="dxa" w:w="1920"/>
                   <w:shd w:val="clear" w:color="auto" w:fill="FFFFFF"/>
                   <w:tcMar>
                     <w:top w:w="48" w:type="dxa"/>
@@ -1118,13 +1621,13 @@
                       <w:color w:val="1A1A2E"/>
                       <w:sz w:val="18"/>
                     </w:rPr>
-                    <w:t>12, 14, 16</w:t>
+                    <w:t>12, 14, 16, 18</w:t>
                   </w:r>
                 </w:p>
               </w:tc>
               <w:tc>
                 <w:tcPr>
-                  <w:tcW w:type="dxa" w:w="2560"/>
+                  <w:tcW w:type="dxa" w:w="1920"/>
                   <w:shd w:val="clear" w:color="auto" w:fill="FFFFFF"/>
                   <w:tcMar>
                     <w:top w:w="48" w:type="dxa"/>
@@ -1152,7 +1655,7 @@
             <w:tr>
               <w:tc>
                 <w:tcPr>
-                  <w:tcW w:type="dxa" w:w="2560"/>
+                  <w:tcW w:type="dxa" w:w="1920"/>
                   <w:shd w:val="clear" w:color="auto" w:fill="EDF4FC"/>
                   <w:tcMar>
                     <w:top w:w="48" w:type="dxa"/>
@@ -1172,13 +1675,13 @@
                       <w:color w:val="1A1A2E"/>
                       <w:sz w:val="18"/>
                     </w:rPr>
-                    <w:t>30–44</w:t>
+                    <w:t>30, 32, 34, 36, 38</w:t>
                   </w:r>
                 </w:p>
               </w:tc>
               <w:tc>
                 <w:tcPr>
-                  <w:tcW w:type="dxa" w:w="2560"/>
+                  <w:tcW w:type="dxa" w:w="1920"/>
                   <w:shd w:val="clear" w:color="auto" w:fill="EDF4FC"/>
                   <w:tcMar>
                     <w:top w:w="48" w:type="dxa"/>
@@ -1203,6 +1706,60 @@
                 </w:p>
               </w:tc>
             </w:tr>
+            <w:tr>
+              <w:tc>
+                <w:tcPr>
+                  <w:tcW w:type="dxa" w:w="1920"/>
+                  <w:shd w:val="clear" w:color="auto" w:fill="FFFFFF"/>
+                  <w:tcMar>
+                    <w:top w:w="48" w:type="dxa"/>
+                    <w:bottom w:w="48" w:type="dxa"/>
+                    <w:left w:w="100" w:type="dxa"/>
+                    <w:right w:w="100" w:type="dxa"/>
+                  </w:tcMar>
+                </w:tcPr>
+                <w:p>
+                  <w:pPr>
+                    <w:spacing w:before="0" w:after="0"/>
+                    <w:jc w:val="left"/>
+                  </w:pPr>
+                  <w:r>
+                    <w:rPr>
+                      <w:b w:val="0"/>
+                      <w:color w:val="1A1A2E"/>
+                      <w:sz w:val="18"/>
+                    </w:rPr>
+                    <w:t>40, 42, 44</w:t>
+                  </w:r>
+                </w:p>
+              </w:tc>
+              <w:tc>
+                <w:tcPr>
+                  <w:tcW w:type="dxa" w:w="1920"/>
+                  <w:shd w:val="clear" w:color="auto" w:fill="FFFFFF"/>
+                  <w:tcMar>
+                    <w:top w:w="48" w:type="dxa"/>
+                    <w:bottom w:w="48" w:type="dxa"/>
+                    <w:left w:w="100" w:type="dxa"/>
+                    <w:right w:w="100" w:type="dxa"/>
+                  </w:tcMar>
+                </w:tcPr>
+                <w:p>
+                  <w:pPr>
+                    <w:spacing w:before="0" w:after="0"/>
+                    <w:jc w:val="right"/>
+                  </w:pPr>
+                  <w:r>
+                    <w:rPr>
+                      <w:b/>
+                      <w:color w:val="1E3A6E"/>
+                      <w:sz w:val="18"/>
+                    </w:rPr>
+                    <w:t>$355</w:t>
+                  </w:r>
+                </w:p>
+              </w:tc>
+            </w:tr>
           </w:tbl>
           <w:p/>
           <w:p>
@@ -1213,7 +1770,7 @@
         </w:tc>
         <w:tc>
           <w:tcPr>
-            <w:tcW w:type="dxa" w:w="5121"/>
+            <w:tcW w:type="dxa" w:w="3841"/>
             <w:tcMar>
               <w:top w:w="0" w:type="dxa"/>
               <w:bottom w:w="0" w:type="dxa"/>
@@ -1236,12 +1793,12 @@
               </w:tblBorders>
             </w:tblPr>
             <w:tblGrid>
-              <w:gridCol w:w="5121"/>
+              <w:gridCol w:w="3841"/>
             </w:tblGrid>
             <w:tr>
               <w:tc>
                 <w:tcPr>
-                  <w:tcW w:type="dxa" w:w="5121"/>
+                  <w:tcW w:type="dxa" w:w="3841"/>
                   <w:shd w:val="clear" w:color="auto" w:fill="2E6FBF"/>
                   <w:tcMar>
                     <w:top w:w="70" w:type="dxa"/>
@@ -1275,13 +1832,13 @@
               <w:tblLook w:firstColumn="1" w:firstRow="1" w:lastColumn="0" w:lastRow="0" w:noHBand="0" w:noVBand="1" w:val="04A0"/>
             </w:tblPr>
             <w:tblGrid>
-              <w:gridCol w:w="2560"/>
-              <w:gridCol w:w="2560"/>
+              <w:gridCol w:w="1920"/>
+              <w:gridCol w:w="1920"/>
             </w:tblGrid>
             <w:tr>
               <w:tc>
                 <w:tcPr>
-                  <w:tcW w:type="dxa" w:w="2560"/>
+                  <w:tcW w:type="dxa" w:w="1920"/>
                   <w:shd w:val="clear" w:color="auto" w:fill="D6E8F7"/>
                   <w:tcMar>
                     <w:top w:w="50" w:type="dxa"/>
@@ -1307,7 +1864,7 @@
               </w:tc>
               <w:tc>
                 <w:tcPr>
-                  <w:tcW w:type="dxa" w:w="2560"/>
+                  <w:tcW w:type="dxa" w:w="1920"/>
                   <w:shd w:val="clear" w:color="auto" w:fill="D6E8F7"/>
                   <w:tcMar>
                     <w:top w:w="50" w:type="dxa"/>
@@ -1335,7 +1892,7 @@
             <w:tr>
               <w:tc>
                 <w:tcPr>
-                  <w:tcW w:type="dxa" w:w="2560"/>
+                  <w:tcW w:type="dxa" w:w="1920"/>
                   <w:shd w:val="clear" w:color="auto" w:fill="FFFFFF"/>
                   <w:tcMar>
                     <w:top w:w="48" w:type="dxa"/>
@@ -1361,7 +1918,7 @@
               </w:tc>
               <w:tc>
                 <w:tcPr>
-                  <w:tcW w:type="dxa" w:w="2560"/>
+                  <w:tcW w:type="dxa" w:w="1920"/>
                   <w:shd w:val="clear" w:color="auto" w:fill="FFFFFF"/>
                   <w:tcMar>
                     <w:top w:w="48" w:type="dxa"/>
@@ -1389,7 +1946,7 @@
             <w:tr>
               <w:tc>
                 <w:tcPr>
-                  <w:tcW w:type="dxa" w:w="2560"/>
+                  <w:tcW w:type="dxa" w:w="1920"/>
                   <w:shd w:val="clear" w:color="auto" w:fill="EDF4FC"/>
                   <w:tcMar>
                     <w:top w:w="48" w:type="dxa"/>
@@ -1409,68 +1966,14 @@
                       <w:color w:val="1A1A2E"/>
                       <w:sz w:val="18"/>
                     </w:rPr>
-                    <w:t>32, 34</w:t>
+                    <w:t>32, 34, 36, 38</w:t>
                   </w:r>
                 </w:p>
               </w:tc>
               <w:tc>
                 <w:tcPr>
-                  <w:tcW w:type="dxa" w:w="2560"/>
+                  <w:tcW w:type="dxa" w:w="1920"/>
                   <w:shd w:val="clear" w:color="auto" w:fill="EDF4FC"/>
-                  <w:tcMar>
-                    <w:top w:w="48" w:type="dxa"/>
-                    <w:bottom w:w="48" w:type="dxa"/>
-                    <w:left w:w="100" w:type="dxa"/>
-                    <w:right w:w="100" w:type="dxa"/>
-                  </w:tcMar>
-                </w:tcPr>
-                <w:p>
-                  <w:pPr>
-                    <w:spacing w:before="0" w:after="0"/>
-                    <w:jc w:val="right"/>
-                  </w:pPr>
-                  <w:r>
-                    <w:rPr>
-                      <w:b/>
-                      <w:color w:val="1E3A6E"/>
-                      <w:sz w:val="18"/>
-                    </w:rPr>
-                    <w:t>$335</w:t>
-                  </w:r>
-                </w:p>
-              </w:tc>
-            </w:tr>
-            <w:tr>
-              <w:tc>
-                <w:tcPr>
-                  <w:tcW w:type="dxa" w:w="2560"/>
-                  <w:shd w:val="clear" w:color="auto" w:fill="FFFFFF"/>
-                  <w:tcMar>
-                    <w:top w:w="48" w:type="dxa"/>
-                    <w:bottom w:w="48" w:type="dxa"/>
-                    <w:left w:w="100" w:type="dxa"/>
-                    <w:right w:w="100" w:type="dxa"/>
-                  </w:tcMar>
-                </w:tcPr>
-                <w:p>
-                  <w:pPr>
-                    <w:spacing w:before="0" w:after="0"/>
-                    <w:jc w:val="left"/>
-                  </w:pPr>
-                  <w:r>
-                    <w:rPr>
-                      <w:b w:val="0"/>
-                      <w:color w:val="1A1A2E"/>
-                      <w:sz w:val="18"/>
-                    </w:rPr>
-                    <w:t>36, 38</w:t>
-                  </w:r>
-                </w:p>
-              </w:tc>
-              <w:tc>
-                <w:tcPr>
-                  <w:tcW w:type="dxa" w:w="2560"/>
-                  <w:shd w:val="clear" w:color="auto" w:fill="FFFFFF"/>
                   <w:tcMar>
                     <w:top w:w="48" w:type="dxa"/>
                     <w:bottom w:w="48" w:type="dxa"/>
@@ -1497,8 +2000,8 @@
             <w:tr>
               <w:tc>
                 <w:tcPr>
-                  <w:tcW w:type="dxa" w:w="2560"/>
-                  <w:shd w:val="clear" w:color="auto" w:fill="EDF4FC"/>
+                  <w:tcW w:type="dxa" w:w="1920"/>
+                  <w:shd w:val="clear" w:color="auto" w:fill="FFFFFF"/>
                   <w:tcMar>
                     <w:top w:w="48" w:type="dxa"/>
                     <w:bottom w:w="48" w:type="dxa"/>
@@ -1523,1088 +2026,7 @@
               </w:tc>
               <w:tc>
                 <w:tcPr>
-                  <w:tcW w:type="dxa" w:w="2560"/>
-                  <w:shd w:val="clear" w:color="auto" w:fill="EDF4FC"/>
-                  <w:tcMar>
-                    <w:top w:w="48" w:type="dxa"/>
-                    <w:bottom w:w="48" w:type="dxa"/>
-                    <w:left w:w="100" w:type="dxa"/>
-                    <w:right w:w="100" w:type="dxa"/>
-                  </w:tcMar>
-                </w:tcPr>
-                <w:p>
-                  <w:pPr>
-                    <w:spacing w:before="0" w:after="0"/>
-                    <w:jc w:val="right"/>
-                  </w:pPr>
-                  <w:r>
-                    <w:rPr>
-                      <w:b/>
-                      <w:color w:val="1E3A6E"/>
-                      <w:sz w:val="18"/>
-                    </w:rPr>
-                    <w:t>$355</w:t>
-                  </w:r>
-                </w:p>
-              </w:tc>
-            </w:tr>
-          </w:tbl>
-          <w:p/>
-          <w:p>
-            <w:pPr>
-              <w:spacing w:before="0" w:after="80"/>
-            </w:pPr>
-          </w:p>
-        </w:tc>
-        <w:tc>
-          <w:tcPr>
-            <w:tcW w:type="dxa" w:w="5121"/>
-          </w:tcPr>
-          <w:p/>
-        </w:tc>
-      </w:tr>
-      <w:tr>
-        <w:tc>
-          <w:tcPr>
-            <w:tcW w:type="dxa" w:w="5121"/>
-          </w:tcPr>
-          <w:p/>
-        </w:tc>
-        <w:tc>
-          <w:tcPr>
-            <w:tcW w:type="dxa" w:w="5121"/>
-          </w:tcPr>
-          <w:p/>
-        </w:tc>
-        <w:tc>
-          <w:tcPr>
-            <w:tcW w:type="dxa" w:w="5121"/>
-          </w:tcPr>
-          <w:p/>
-        </w:tc>
-      </w:tr>
-    </w:tbl>
-    <w:p>
-      <w:pPr>
-        <w:spacing w:before="0" w:after="120"/>
-      </w:pPr>
-    </w:p>
-    <w:tbl>
-      <w:tblPr>
-        <w:tblW w:type="auto" w:w="0"/>
-        <w:tblLook w:firstColumn="1" w:firstRow="1" w:lastColumn="0" w:lastRow="0" w:noHBand="0" w:noVBand="1" w:val="04A0"/>
-        <w:jc w:val="center"/>
-        <w:tblBorders>
-          <w:top w:val="none"/>
-          <w:left w:val="none"/>
-          <w:bottom w:val="none"/>
-          <w:right w:val="none"/>
-          <w:insideH w:val="none"/>
-          <w:insideV w:val="none"/>
-        </w:tblBorders>
-      </w:tblPr>
-      <w:tblGrid>
-        <w:gridCol w:w="5121"/>
-        <w:gridCol w:w="5121"/>
-        <w:gridCol w:w="5121"/>
-      </w:tblGrid>
-      <w:tr>
-        <w:tc>
-          <w:tcPr>
-            <w:tcW w:type="dxa" w:w="5121"/>
-            <w:tcMar>
-              <w:top w:w="0" w:type="dxa"/>
-              <w:bottom w:w="0" w:type="dxa"/>
-              <w:left w:w="60" w:type="dxa"/>
-              <w:right w:w="60" w:type="dxa"/>
-            </w:tcMar>
-          </w:tcPr>
-          <w:p/>
-          <w:tbl>
-            <w:tblPr>
-              <w:tblW w:type="auto" w:w="0"/>
-              <w:tblLook w:firstColumn="1" w:firstRow="1" w:lastColumn="0" w:lastRow="0" w:noHBand="0" w:noVBand="1" w:val="04A0"/>
-              <w:tblBorders>
-                <w:top w:val="none"/>
-                <w:left w:val="none"/>
-                <w:bottom w:val="none"/>
-                <w:right w:val="none"/>
-                <w:insideH w:val="none"/>
-                <w:insideV w:val="none"/>
-              </w:tblBorders>
-            </w:tblPr>
-            <w:tblGrid>
-              <w:gridCol w:w="5121"/>
-            </w:tblGrid>
-            <w:tr>
-              <w:tc>
-                <w:tcPr>
-                  <w:tcW w:type="dxa" w:w="5121"/>
-                  <w:shd w:val="clear" w:color="auto" w:fill="B52020"/>
-                  <w:tcMar>
-                    <w:top w:w="70" w:type="dxa"/>
-                    <w:bottom w:w="70" w:type="dxa"/>
-                    <w:left w:w="140" w:type="dxa"/>
-                    <w:right w:w="140" w:type="dxa"/>
-                  </w:tcMar>
-                </w:tcPr>
-                <w:p>
-                  <w:pPr>
-                    <w:spacing w:before="0" w:after="0"/>
-                    <w:jc w:val="left"/>
-                  </w:pPr>
-                  <w:r>
-                    <w:rPr>
-                      <w:b/>
-                      <w:color w:val="FFFFFF"/>
-                      <w:sz w:val="20"/>
-                    </w:rPr>
-                    <w:t>Excepciones — Preescolar</w:t>
-                  </w:r>
-                </w:p>
-              </w:tc>
-            </w:tr>
-          </w:tbl>
-          <w:p/>
-          <w:tbl>
-            <w:tblPr>
-              <w:tblStyle w:val="TableGrid"/>
-              <w:tblW w:type="auto" w:w="0"/>
-              <w:tblLook w:firstColumn="1" w:firstRow="1" w:lastColumn="0" w:lastRow="0" w:noHBand="0" w:noVBand="1" w:val="04A0"/>
-            </w:tblPr>
-            <w:tblGrid>
-              <w:gridCol w:w="1707"/>
-              <w:gridCol w:w="1707"/>
-              <w:gridCol w:w="1707"/>
-            </w:tblGrid>
-            <w:tr>
-              <w:tc>
-                <w:tcPr>
-                  <w:tcW w:type="dxa" w:w="1707"/>
-                  <w:shd w:val="clear" w:color="auto" w:fill="FCE8E8"/>
-                  <w:tcMar>
-                    <w:top w:w="50" w:type="dxa"/>
-                    <w:bottom w:w="50" w:type="dxa"/>
-                    <w:left w:w="100" w:type="dxa"/>
-                    <w:right w:w="100" w:type="dxa"/>
-                  </w:tcMar>
-                </w:tcPr>
-                <w:p>
-                  <w:pPr>
-                    <w:spacing w:before="0" w:after="0"/>
-                    <w:jc w:val="left"/>
-                  </w:pPr>
-                  <w:r>
-                    <w:rPr>
-                      <w:b/>
-                      <w:color w:val="B52020"/>
-                      <w:sz w:val="17"/>
-                    </w:rPr>
-                    <w:t>Escuela</w:t>
-                  </w:r>
-                </w:p>
-              </w:tc>
-              <w:tc>
-                <w:tcPr>
-                  <w:tcW w:type="dxa" w:w="1707"/>
-                  <w:shd w:val="clear" w:color="auto" w:fill="FCE8E8"/>
-                  <w:tcMar>
-                    <w:top w:w="50" w:type="dxa"/>
-                    <w:bottom w:w="50" w:type="dxa"/>
-                    <w:left w:w="100" w:type="dxa"/>
-                    <w:right w:w="100" w:type="dxa"/>
-                  </w:tcMar>
-                </w:tcPr>
-                <w:p>
-                  <w:pPr>
-                    <w:spacing w:before="0" w:after="0"/>
-                    <w:jc w:val="right"/>
-                  </w:pPr>
-                  <w:r>
-                    <w:rPr>
-                      <w:b/>
-                      <w:color w:val="B52020"/>
-                      <w:sz w:val="17"/>
-                    </w:rPr>
-                    <w:t>Tallas</w:t>
-                  </w:r>
-                </w:p>
-              </w:tc>
-              <w:tc>
-                <w:tcPr>
-                  <w:tcW w:type="dxa" w:w="1707"/>
-                  <w:shd w:val="clear" w:color="auto" w:fill="FCE8E8"/>
-                  <w:tcMar>
-                    <w:top w:w="50" w:type="dxa"/>
-                    <w:bottom w:w="50" w:type="dxa"/>
-                    <w:left w:w="100" w:type="dxa"/>
-                    <w:right w:w="100" w:type="dxa"/>
-                  </w:tcMar>
-                </w:tcPr>
-                <w:p>
-                  <w:pPr>
-                    <w:spacing w:before="0" w:after="0"/>
-                    <w:jc w:val="right"/>
-                  </w:pPr>
-                  <w:r>
-                    <w:rPr>
-                      <w:b/>
-                      <w:color w:val="B52020"/>
-                      <w:sz w:val="17"/>
-                    </w:rPr>
-                    <w:t>Precio</w:t>
-                  </w:r>
-                </w:p>
-              </w:tc>
-            </w:tr>
-            <w:tr>
-              <w:tc>
-                <w:tcPr>
-                  <w:tcW w:type="dxa" w:w="1707"/>
-                  <w:shd w:val="clear" w:color="auto" w:fill="FFFFFF"/>
-                  <w:tcMar>
-                    <w:top w:w="48" w:type="dxa"/>
-                    <w:bottom w:w="48" w:type="dxa"/>
-                    <w:left w:w="100" w:type="dxa"/>
-                    <w:right w:w="100" w:type="dxa"/>
-                  </w:tcMar>
-                </w:tcPr>
-                <w:p>
-                  <w:pPr>
-                    <w:spacing w:before="0" w:after="0"/>
-                    <w:jc w:val="left"/>
-                  </w:pPr>
-                  <w:r>
-                    <w:rPr>
-                      <w:b w:val="0"/>
-                      <w:color w:val="1A1A2E"/>
-                      <w:sz w:val="18"/>
-                    </w:rPr>
-                    <w:t>Margarita Paz Paredes</w:t>
-                  </w:r>
-                </w:p>
-              </w:tc>
-              <w:tc>
-                <w:tcPr>
-                  <w:tcW w:type="dxa" w:w="1707"/>
-                  <w:shd w:val="clear" w:color="auto" w:fill="FFFFFF"/>
-                  <w:tcMar>
-                    <w:top w:w="48" w:type="dxa"/>
-                    <w:bottom w:w="48" w:type="dxa"/>
-                    <w:left w:w="100" w:type="dxa"/>
-                    <w:right w:w="100" w:type="dxa"/>
-                  </w:tcMar>
-                </w:tcPr>
-                <w:p>
-                  <w:pPr>
-                    <w:spacing w:before="0" w:after="0"/>
-                    <w:jc w:val="right"/>
-                  </w:pPr>
-                  <w:r>
-                    <w:rPr>
-                      <w:b/>
-                      <w:color w:val="1E3A6E"/>
-                      <w:sz w:val="18"/>
-                    </w:rPr>
-                    <w:t>4, 6, 8, 10</w:t>
-                  </w:r>
-                </w:p>
-              </w:tc>
-              <w:tc>
-                <w:tcPr>
-                  <w:tcW w:type="dxa" w:w="1707"/>
-                  <w:shd w:val="clear" w:color="auto" w:fill="FFFFFF"/>
-                  <w:tcMar>
-                    <w:top w:w="48" w:type="dxa"/>
-                    <w:bottom w:w="48" w:type="dxa"/>
-                    <w:left w:w="100" w:type="dxa"/>
-                    <w:right w:w="100" w:type="dxa"/>
-                  </w:tcMar>
-                </w:tcPr>
-                <w:p>
-                  <w:pPr>
-                    <w:spacing w:before="0" w:after="0"/>
-                    <w:jc w:val="right"/>
-                  </w:pPr>
-                  <w:r>
-                    <w:rPr>
-                      <w:b/>
-                      <w:color w:val="1E3A6E"/>
-                      <w:sz w:val="18"/>
-                    </w:rPr>
-                    <w:t>$315</w:t>
-                  </w:r>
-                </w:p>
-              </w:tc>
-            </w:tr>
-          </w:tbl>
-          <w:p/>
-          <w:p>
-            <w:pPr>
-              <w:spacing w:before="0" w:after="80"/>
-            </w:pPr>
-          </w:p>
-        </w:tc>
-        <w:tc>
-          <w:tcPr>
-            <w:tcW w:type="dxa" w:w="5121"/>
-            <w:tcMar>
-              <w:top w:w="0" w:type="dxa"/>
-              <w:bottom w:w="0" w:type="dxa"/>
-              <w:left w:w="60" w:type="dxa"/>
-              <w:right w:w="60" w:type="dxa"/>
-            </w:tcMar>
-          </w:tcPr>
-          <w:p/>
-          <w:tbl>
-            <w:tblPr>
-              <w:tblW w:type="auto" w:w="0"/>
-              <w:tblLook w:firstColumn="1" w:firstRow="1" w:lastColumn="0" w:lastRow="0" w:noHBand="0" w:noVBand="1" w:val="04A0"/>
-              <w:tblBorders>
-                <w:top w:val="none"/>
-                <w:left w:val="none"/>
-                <w:bottom w:val="none"/>
-                <w:right w:val="none"/>
-                <w:insideH w:val="none"/>
-                <w:insideV w:val="none"/>
-              </w:tblBorders>
-            </w:tblPr>
-            <w:tblGrid>
-              <w:gridCol w:w="5121"/>
-            </w:tblGrid>
-            <w:tr>
-              <w:tc>
-                <w:tcPr>
-                  <w:tcW w:type="dxa" w:w="5121"/>
-                  <w:shd w:val="clear" w:color="auto" w:fill="B52020"/>
-                  <w:tcMar>
-                    <w:top w:w="70" w:type="dxa"/>
-                    <w:bottom w:w="70" w:type="dxa"/>
-                    <w:left w:w="140" w:type="dxa"/>
-                    <w:right w:w="140" w:type="dxa"/>
-                  </w:tcMar>
-                </w:tcPr>
-                <w:p>
-                  <w:pPr>
-                    <w:spacing w:before="0" w:after="0"/>
-                    <w:jc w:val="left"/>
-                  </w:pPr>
-                  <w:r>
-                    <w:rPr>
-                      <w:b/>
-                      <w:color w:val="FFFFFF"/>
-                      <w:sz w:val="20"/>
-                    </w:rPr>
-                    <w:t>Excepciones — Primaria</w:t>
-                  </w:r>
-                </w:p>
-              </w:tc>
-            </w:tr>
-          </w:tbl>
-          <w:p/>
-          <w:tbl>
-            <w:tblPr>
-              <w:tblStyle w:val="TableGrid"/>
-              <w:tblW w:type="auto" w:w="0"/>
-              <w:tblLook w:firstColumn="1" w:firstRow="1" w:lastColumn="0" w:lastRow="0" w:noHBand="0" w:noVBand="1" w:val="04A0"/>
-            </w:tblPr>
-            <w:tblGrid>
-              <w:gridCol w:w="1707"/>
-              <w:gridCol w:w="1707"/>
-              <w:gridCol w:w="1707"/>
-            </w:tblGrid>
-            <w:tr>
-              <w:tc>
-                <w:tcPr>
-                  <w:tcW w:type="dxa" w:w="1707"/>
-                  <w:shd w:val="clear" w:color="auto" w:fill="FCE8E8"/>
-                  <w:tcMar>
-                    <w:top w:w="50" w:type="dxa"/>
-                    <w:bottom w:w="50" w:type="dxa"/>
-                    <w:left w:w="100" w:type="dxa"/>
-                    <w:right w:w="100" w:type="dxa"/>
-                  </w:tcMar>
-                </w:tcPr>
-                <w:p>
-                  <w:pPr>
-                    <w:spacing w:before="0" w:after="0"/>
-                    <w:jc w:val="left"/>
-                  </w:pPr>
-                  <w:r>
-                    <w:rPr>
-                      <w:b/>
-                      <w:color w:val="B52020"/>
-                      <w:sz w:val="17"/>
-                    </w:rPr>
-                    <w:t>Escuela</w:t>
-                  </w:r>
-                </w:p>
-              </w:tc>
-              <w:tc>
-                <w:tcPr>
-                  <w:tcW w:type="dxa" w:w="1707"/>
-                  <w:shd w:val="clear" w:color="auto" w:fill="FCE8E8"/>
-                  <w:tcMar>
-                    <w:top w:w="50" w:type="dxa"/>
-                    <w:bottom w:w="50" w:type="dxa"/>
-                    <w:left w:w="100" w:type="dxa"/>
-                    <w:right w:w="100" w:type="dxa"/>
-                  </w:tcMar>
-                </w:tcPr>
-                <w:p>
-                  <w:pPr>
-                    <w:spacing w:before="0" w:after="0"/>
-                    <w:jc w:val="right"/>
-                  </w:pPr>
-                  <w:r>
-                    <w:rPr>
-                      <w:b/>
-                      <w:color w:val="B52020"/>
-                      <w:sz w:val="17"/>
-                    </w:rPr>
-                    <w:t>Tallas</w:t>
-                  </w:r>
-                </w:p>
-              </w:tc>
-              <w:tc>
-                <w:tcPr>
-                  <w:tcW w:type="dxa" w:w="1707"/>
-                  <w:shd w:val="clear" w:color="auto" w:fill="FCE8E8"/>
-                  <w:tcMar>
-                    <w:top w:w="50" w:type="dxa"/>
-                    <w:bottom w:w="50" w:type="dxa"/>
-                    <w:left w:w="100" w:type="dxa"/>
-                    <w:right w:w="100" w:type="dxa"/>
-                  </w:tcMar>
-                </w:tcPr>
-                <w:p>
-                  <w:pPr>
-                    <w:spacing w:before="0" w:after="0"/>
-                    <w:jc w:val="right"/>
-                  </w:pPr>
-                  <w:r>
-                    <w:rPr>
-                      <w:b/>
-                      <w:color w:val="B52020"/>
-                      <w:sz w:val="17"/>
-                    </w:rPr>
-                    <w:t>Precio</w:t>
-                  </w:r>
-                </w:p>
-              </w:tc>
-            </w:tr>
-            <w:tr>
-              <w:tc>
-                <w:tcPr>
-                  <w:tcW w:type="dxa" w:w="1707"/>
-                  <w:shd w:val="clear" w:color="auto" w:fill="FFFFFF"/>
-                  <w:tcMar>
-                    <w:top w:w="48" w:type="dxa"/>
-                    <w:bottom w:w="48" w:type="dxa"/>
-                    <w:left w:w="100" w:type="dxa"/>
-                    <w:right w:w="100" w:type="dxa"/>
-                  </w:tcMar>
-                </w:tcPr>
-                <w:p>
-                  <w:pPr>
-                    <w:spacing w:before="0" w:after="0"/>
-                    <w:jc w:val="left"/>
-                  </w:pPr>
-                  <w:r>
-                    <w:rPr>
-                      <w:b w:val="0"/>
-                      <w:color w:val="1A1A2E"/>
-                      <w:sz w:val="18"/>
-                    </w:rPr>
-                    <w:t>Benito Juárez</w:t>
-                  </w:r>
-                </w:p>
-              </w:tc>
-              <w:tc>
-                <w:tcPr>
-                  <w:tcW w:type="dxa" w:w="1707"/>
-                  <w:shd w:val="clear" w:color="auto" w:fill="FFFFFF"/>
-                  <w:tcMar>
-                    <w:top w:w="48" w:type="dxa"/>
-                    <w:bottom w:w="48" w:type="dxa"/>
-                    <w:left w:w="100" w:type="dxa"/>
-                    <w:right w:w="100" w:type="dxa"/>
-                  </w:tcMar>
-                </w:tcPr>
-                <w:p>
-                  <w:pPr>
-                    <w:spacing w:before="0" w:after="0"/>
-                    <w:jc w:val="right"/>
-                  </w:pPr>
-                  <w:r>
-                    <w:rPr>
-                      <w:b/>
-                      <w:color w:val="1E3A6E"/>
-                      <w:sz w:val="18"/>
-                    </w:rPr>
-                    <w:t>40, 42</w:t>
-                  </w:r>
-                </w:p>
-              </w:tc>
-              <w:tc>
-                <w:tcPr>
-                  <w:tcW w:type="dxa" w:w="1707"/>
-                  <w:shd w:val="clear" w:color="auto" w:fill="FFFFFF"/>
-                  <w:tcMar>
-                    <w:top w:w="48" w:type="dxa"/>
-                    <w:bottom w:w="48" w:type="dxa"/>
-                    <w:left w:w="100" w:type="dxa"/>
-                    <w:right w:w="100" w:type="dxa"/>
-                  </w:tcMar>
-                </w:tcPr>
-                <w:p>
-                  <w:pPr>
-                    <w:spacing w:before="0" w:after="0"/>
-                    <w:jc w:val="right"/>
-                  </w:pPr>
-                  <w:r>
-                    <w:rPr>
-                      <w:b/>
-                      <w:color w:val="1E3A6E"/>
-                      <w:sz w:val="18"/>
-                    </w:rPr>
-                    <w:t>$335</w:t>
-                  </w:r>
-                </w:p>
-              </w:tc>
-            </w:tr>
-            <w:tr>
-              <w:tc>
-                <w:tcPr>
-                  <w:tcW w:type="dxa" w:w="1707"/>
-                  <w:shd w:val="clear" w:color="auto" w:fill="FDF0F0"/>
-                  <w:tcMar>
-                    <w:top w:w="48" w:type="dxa"/>
-                    <w:bottom w:w="48" w:type="dxa"/>
-                    <w:left w:w="100" w:type="dxa"/>
-                    <w:right w:w="100" w:type="dxa"/>
-                  </w:tcMar>
-                </w:tcPr>
-                <w:p>
-                  <w:pPr>
-                    <w:spacing w:before="0" w:after="0"/>
-                    <w:jc w:val="left"/>
-                  </w:pPr>
-                  <w:r>
-                    <w:rPr>
-                      <w:b w:val="0"/>
-                      <w:color w:val="1A1A2E"/>
-                      <w:sz w:val="18"/>
-                    </w:rPr>
-                    <w:t>Colegio Motolinea</w:t>
-                  </w:r>
-                </w:p>
-              </w:tc>
-              <w:tc>
-                <w:tcPr>
-                  <w:tcW w:type="dxa" w:w="1707"/>
-                  <w:shd w:val="clear" w:color="auto" w:fill="FDF0F0"/>
-                  <w:tcMar>
-                    <w:top w:w="48" w:type="dxa"/>
-                    <w:bottom w:w="48" w:type="dxa"/>
-                    <w:left w:w="100" w:type="dxa"/>
-                    <w:right w:w="100" w:type="dxa"/>
-                  </w:tcMar>
-                </w:tcPr>
-                <w:p>
-                  <w:pPr>
-                    <w:spacing w:before="0" w:after="0"/>
-                    <w:jc w:val="right"/>
-                  </w:pPr>
-                  <w:r>
-                    <w:rPr>
-                      <w:b/>
-                      <w:color w:val="1E3A6E"/>
-                      <w:sz w:val="18"/>
-                    </w:rPr>
-                    <w:t>40</w:t>
-                  </w:r>
-                </w:p>
-              </w:tc>
-              <w:tc>
-                <w:tcPr>
-                  <w:tcW w:type="dxa" w:w="1707"/>
-                  <w:shd w:val="clear" w:color="auto" w:fill="FDF0F0"/>
-                  <w:tcMar>
-                    <w:top w:w="48" w:type="dxa"/>
-                    <w:bottom w:w="48" w:type="dxa"/>
-                    <w:left w:w="100" w:type="dxa"/>
-                    <w:right w:w="100" w:type="dxa"/>
-                  </w:tcMar>
-                </w:tcPr>
-                <w:p>
-                  <w:pPr>
-                    <w:spacing w:before="0" w:after="0"/>
-                    <w:jc w:val="right"/>
-                  </w:pPr>
-                  <w:r>
-                    <w:rPr>
-                      <w:b/>
-                      <w:color w:val="1E3A6E"/>
-                      <w:sz w:val="18"/>
-                    </w:rPr>
-                    <w:t>$335</w:t>
-                  </w:r>
-                </w:p>
-              </w:tc>
-            </w:tr>
-            <w:tr>
-              <w:tc>
-                <w:tcPr>
-                  <w:tcW w:type="dxa" w:w="1707"/>
-                  <w:shd w:val="clear" w:color="auto" w:fill="FFFFFF"/>
-                  <w:tcMar>
-                    <w:top w:w="48" w:type="dxa"/>
-                    <w:bottom w:w="48" w:type="dxa"/>
-                    <w:left w:w="100" w:type="dxa"/>
-                    <w:right w:w="100" w:type="dxa"/>
-                  </w:tcMar>
-                </w:tcPr>
-                <w:p>
-                  <w:pPr>
-                    <w:spacing w:before="0" w:after="0"/>
-                    <w:jc w:val="left"/>
-                  </w:pPr>
-                  <w:r>
-                    <w:rPr>
-                      <w:b w:val="0"/>
-                      <w:color w:val="1A1A2E"/>
-                      <w:sz w:val="18"/>
-                    </w:rPr>
-                    <w:t>Francisco Villa</w:t>
-                  </w:r>
-                </w:p>
-              </w:tc>
-              <w:tc>
-                <w:tcPr>
-                  <w:tcW w:type="dxa" w:w="1707"/>
-                  <w:shd w:val="clear" w:color="auto" w:fill="FFFFFF"/>
-                  <w:tcMar>
-                    <w:top w:w="48" w:type="dxa"/>
-                    <w:bottom w:w="48" w:type="dxa"/>
-                    <w:left w:w="100" w:type="dxa"/>
-                    <w:right w:w="100" w:type="dxa"/>
-                  </w:tcMar>
-                </w:tcPr>
-                <w:p>
-                  <w:pPr>
-                    <w:spacing w:before="0" w:after="0"/>
-                    <w:jc w:val="right"/>
-                  </w:pPr>
-                  <w:r>
-                    <w:rPr>
-                      <w:b/>
-                      <w:color w:val="1E3A6E"/>
-                      <w:sz w:val="18"/>
-                    </w:rPr>
-                    <w:t>40</w:t>
-                  </w:r>
-                </w:p>
-              </w:tc>
-              <w:tc>
-                <w:tcPr>
-                  <w:tcW w:type="dxa" w:w="1707"/>
-                  <w:shd w:val="clear" w:color="auto" w:fill="FFFFFF"/>
-                  <w:tcMar>
-                    <w:top w:w="48" w:type="dxa"/>
-                    <w:bottom w:w="48" w:type="dxa"/>
-                    <w:left w:w="100" w:type="dxa"/>
-                    <w:right w:w="100" w:type="dxa"/>
-                  </w:tcMar>
-                </w:tcPr>
-                <w:p>
-                  <w:pPr>
-                    <w:spacing w:before="0" w:after="0"/>
-                    <w:jc w:val="right"/>
-                  </w:pPr>
-                  <w:r>
-                    <w:rPr>
-                      <w:b/>
-                      <w:color w:val="1E3A6E"/>
-                      <w:sz w:val="18"/>
-                    </w:rPr>
-                    <w:t>$335</w:t>
-                  </w:r>
-                </w:p>
-              </w:tc>
-            </w:tr>
-            <w:tr>
-              <w:tc>
-                <w:tcPr>
-                  <w:tcW w:type="dxa" w:w="1707"/>
-                  <w:shd w:val="clear" w:color="auto" w:fill="FDF0F0"/>
-                  <w:tcMar>
-                    <w:top w:w="48" w:type="dxa"/>
-                    <w:bottom w:w="48" w:type="dxa"/>
-                    <w:left w:w="100" w:type="dxa"/>
-                    <w:right w:w="100" w:type="dxa"/>
-                  </w:tcMar>
-                </w:tcPr>
-                <w:p>
-                  <w:pPr>
-                    <w:spacing w:before="0" w:after="0"/>
-                    <w:jc w:val="left"/>
-                  </w:pPr>
-                  <w:r>
-                    <w:rPr>
-                      <w:b w:val="0"/>
-                      <w:color w:val="1A1A2E"/>
-                      <w:sz w:val="18"/>
-                    </w:rPr>
-                    <w:t>Ignacio Allende</w:t>
-                  </w:r>
-                </w:p>
-              </w:tc>
-              <w:tc>
-                <w:tcPr>
-                  <w:tcW w:type="dxa" w:w="1707"/>
-                  <w:shd w:val="clear" w:color="auto" w:fill="FDF0F0"/>
-                  <w:tcMar>
-                    <w:top w:w="48" w:type="dxa"/>
-                    <w:bottom w:w="48" w:type="dxa"/>
-                    <w:left w:w="100" w:type="dxa"/>
-                    <w:right w:w="100" w:type="dxa"/>
-                  </w:tcMar>
-                </w:tcPr>
-                <w:p>
-                  <w:pPr>
-                    <w:spacing w:before="0" w:after="0"/>
-                    <w:jc w:val="right"/>
-                  </w:pPr>
-                  <w:r>
-                    <w:rPr>
-                      <w:b/>
-                      <w:color w:val="1E3A6E"/>
-                      <w:sz w:val="18"/>
-                    </w:rPr>
-                    <w:t>40</w:t>
-                  </w:r>
-                </w:p>
-              </w:tc>
-              <w:tc>
-                <w:tcPr>
-                  <w:tcW w:type="dxa" w:w="1707"/>
-                  <w:shd w:val="clear" w:color="auto" w:fill="FDF0F0"/>
-                  <w:tcMar>
-                    <w:top w:w="48" w:type="dxa"/>
-                    <w:bottom w:w="48" w:type="dxa"/>
-                    <w:left w:w="100" w:type="dxa"/>
-                    <w:right w:w="100" w:type="dxa"/>
-                  </w:tcMar>
-                </w:tcPr>
-                <w:p>
-                  <w:pPr>
-                    <w:spacing w:before="0" w:after="0"/>
-                    <w:jc w:val="right"/>
-                  </w:pPr>
-                  <w:r>
-                    <w:rPr>
-                      <w:b/>
-                      <w:color w:val="1E3A6E"/>
-                      <w:sz w:val="18"/>
-                    </w:rPr>
-                    <w:t>$335</w:t>
-                  </w:r>
-                </w:p>
-              </w:tc>
-            </w:tr>
-            <w:tr>
-              <w:tc>
-                <w:tcPr>
-                  <w:tcW w:type="dxa" w:w="1707"/>
-                  <w:shd w:val="clear" w:color="auto" w:fill="FFFFFF"/>
-                  <w:tcMar>
-                    <w:top w:w="48" w:type="dxa"/>
-                    <w:bottom w:w="48" w:type="dxa"/>
-                    <w:left w:w="100" w:type="dxa"/>
-                    <w:right w:w="100" w:type="dxa"/>
-                  </w:tcMar>
-                </w:tcPr>
-                <w:p>
-                  <w:pPr>
-                    <w:spacing w:before="0" w:after="0"/>
-                    <w:jc w:val="left"/>
-                  </w:pPr>
-                  <w:r>
-                    <w:rPr>
-                      <w:b w:val="0"/>
-                      <w:color w:val="1A1A2E"/>
-                      <w:sz w:val="18"/>
-                    </w:rPr>
-                    <w:t>Miguel Hidalgo</w:t>
-                  </w:r>
-                </w:p>
-              </w:tc>
-              <w:tc>
-                <w:tcPr>
-                  <w:tcW w:type="dxa" w:w="1707"/>
-                  <w:shd w:val="clear" w:color="auto" w:fill="FFFFFF"/>
-                  <w:tcMar>
-                    <w:top w:w="48" w:type="dxa"/>
-                    <w:bottom w:w="48" w:type="dxa"/>
-                    <w:left w:w="100" w:type="dxa"/>
-                    <w:right w:w="100" w:type="dxa"/>
-                  </w:tcMar>
-                </w:tcPr>
-                <w:p>
-                  <w:pPr>
-                    <w:spacing w:before="0" w:after="0"/>
-                    <w:jc w:val="right"/>
-                  </w:pPr>
-                  <w:r>
-                    <w:rPr>
-                      <w:b/>
-                      <w:color w:val="1E3A6E"/>
-                      <w:sz w:val="18"/>
-                    </w:rPr>
-                    <w:t>40, 42</w:t>
-                  </w:r>
-                </w:p>
-              </w:tc>
-              <w:tc>
-                <w:tcPr>
-                  <w:tcW w:type="dxa" w:w="1707"/>
-                  <w:shd w:val="clear" w:color="auto" w:fill="FFFFFF"/>
-                  <w:tcMar>
-                    <w:top w:w="48" w:type="dxa"/>
-                    <w:bottom w:w="48" w:type="dxa"/>
-                    <w:left w:w="100" w:type="dxa"/>
-                    <w:right w:w="100" w:type="dxa"/>
-                  </w:tcMar>
-                </w:tcPr>
-                <w:p>
-                  <w:pPr>
-                    <w:spacing w:before="0" w:after="0"/>
-                    <w:jc w:val="right"/>
-                  </w:pPr>
-                  <w:r>
-                    <w:rPr>
-                      <w:b/>
-                      <w:color w:val="1E3A6E"/>
-                      <w:sz w:val="18"/>
-                    </w:rPr>
-                    <w:t>$335</w:t>
-                  </w:r>
-                </w:p>
-              </w:tc>
-            </w:tr>
-          </w:tbl>
-          <w:p/>
-          <w:p>
-            <w:pPr>
-              <w:spacing w:before="0" w:after="80"/>
-            </w:pPr>
-          </w:p>
-        </w:tc>
-        <w:tc>
-          <w:tcPr>
-            <w:tcW w:type="dxa" w:w="5121"/>
-            <w:tcMar>
-              <w:top w:w="0" w:type="dxa"/>
-              <w:bottom w:w="0" w:type="dxa"/>
-              <w:left w:w="60" w:type="dxa"/>
-              <w:right w:w="60" w:type="dxa"/>
-            </w:tcMar>
-          </w:tcPr>
-          <w:p/>
-          <w:tbl>
-            <w:tblPr>
-              <w:tblW w:type="auto" w:w="0"/>
-              <w:tblLook w:firstColumn="1" w:firstRow="1" w:lastColumn="0" w:lastRow="0" w:noHBand="0" w:noVBand="1" w:val="04A0"/>
-              <w:tblBorders>
-                <w:top w:val="none"/>
-                <w:left w:val="none"/>
-                <w:bottom w:val="none"/>
-                <w:right w:val="none"/>
-                <w:insideH w:val="none"/>
-                <w:insideV w:val="none"/>
-              </w:tblBorders>
-            </w:tblPr>
-            <w:tblGrid>
-              <w:gridCol w:w="5121"/>
-            </w:tblGrid>
-            <w:tr>
-              <w:tc>
-                <w:tcPr>
-                  <w:tcW w:type="dxa" w:w="5121"/>
-                  <w:shd w:val="clear" w:color="auto" w:fill="B52020"/>
-                  <w:tcMar>
-                    <w:top w:w="70" w:type="dxa"/>
-                    <w:bottom w:w="70" w:type="dxa"/>
-                    <w:left w:w="140" w:type="dxa"/>
-                    <w:right w:w="140" w:type="dxa"/>
-                  </w:tcMar>
-                </w:tcPr>
-                <w:p>
-                  <w:pPr>
-                    <w:spacing w:before="0" w:after="0"/>
-                    <w:jc w:val="left"/>
-                  </w:pPr>
-                  <w:r>
-                    <w:rPr>
-                      <w:b/>
-                      <w:color w:val="FFFFFF"/>
-                      <w:sz w:val="20"/>
-                    </w:rPr>
-                    <w:t>Excepciones — Bachillerato</w:t>
-                  </w:r>
-                </w:p>
-              </w:tc>
-            </w:tr>
-          </w:tbl>
-          <w:p/>
-          <w:tbl>
-            <w:tblPr>
-              <w:tblStyle w:val="TableGrid"/>
-              <w:tblW w:type="auto" w:w="0"/>
-              <w:tblLook w:firstColumn="1" w:firstRow="1" w:lastColumn="0" w:lastRow="0" w:noHBand="0" w:noVBand="1" w:val="04A0"/>
-            </w:tblPr>
-            <w:tblGrid>
-              <w:gridCol w:w="1707"/>
-              <w:gridCol w:w="1707"/>
-              <w:gridCol w:w="1707"/>
-            </w:tblGrid>
-            <w:tr>
-              <w:tc>
-                <w:tcPr>
-                  <w:tcW w:type="dxa" w:w="1707"/>
-                  <w:shd w:val="clear" w:color="auto" w:fill="FCE8E8"/>
-                  <w:tcMar>
-                    <w:top w:w="50" w:type="dxa"/>
-                    <w:bottom w:w="50" w:type="dxa"/>
-                    <w:left w:w="100" w:type="dxa"/>
-                    <w:right w:w="100" w:type="dxa"/>
-                  </w:tcMar>
-                </w:tcPr>
-                <w:p>
-                  <w:pPr>
-                    <w:spacing w:before="0" w:after="0"/>
-                    <w:jc w:val="left"/>
-                  </w:pPr>
-                  <w:r>
-                    <w:rPr>
-                      <w:b/>
-                      <w:color w:val="B52020"/>
-                      <w:sz w:val="17"/>
-                    </w:rPr>
-                    <w:t>Escuela</w:t>
-                  </w:r>
-                </w:p>
-              </w:tc>
-              <w:tc>
-                <w:tcPr>
-                  <w:tcW w:type="dxa" w:w="1707"/>
-                  <w:shd w:val="clear" w:color="auto" w:fill="FCE8E8"/>
-                  <w:tcMar>
-                    <w:top w:w="50" w:type="dxa"/>
-                    <w:bottom w:w="50" w:type="dxa"/>
-                    <w:left w:w="100" w:type="dxa"/>
-                    <w:right w:w="100" w:type="dxa"/>
-                  </w:tcMar>
-                </w:tcPr>
-                <w:p>
-                  <w:pPr>
-                    <w:spacing w:before="0" w:after="0"/>
-                    <w:jc w:val="right"/>
-                  </w:pPr>
-                  <w:r>
-                    <w:rPr>
-                      <w:b/>
-                      <w:color w:val="B52020"/>
-                      <w:sz w:val="17"/>
-                    </w:rPr>
-                    <w:t>Tallas</w:t>
-                  </w:r>
-                </w:p>
-              </w:tc>
-              <w:tc>
-                <w:tcPr>
-                  <w:tcW w:type="dxa" w:w="1707"/>
-                  <w:shd w:val="clear" w:color="auto" w:fill="FCE8E8"/>
-                  <w:tcMar>
-                    <w:top w:w="50" w:type="dxa"/>
-                    <w:bottom w:w="50" w:type="dxa"/>
-                    <w:left w:w="100" w:type="dxa"/>
-                    <w:right w:w="100" w:type="dxa"/>
-                  </w:tcMar>
-                </w:tcPr>
-                <w:p>
-                  <w:pPr>
-                    <w:spacing w:before="0" w:after="0"/>
-                    <w:jc w:val="right"/>
-                  </w:pPr>
-                  <w:r>
-                    <w:rPr>
-                      <w:b/>
-                      <w:color w:val="B52020"/>
-                      <w:sz w:val="17"/>
-                    </w:rPr>
-                    <w:t>Precio</w:t>
-                  </w:r>
-                </w:p>
-              </w:tc>
-            </w:tr>
-            <w:tr>
-              <w:tc>
-                <w:tcPr>
-                  <w:tcW w:type="dxa" w:w="1707"/>
-                  <w:shd w:val="clear" w:color="auto" w:fill="FFFFFF"/>
-                  <w:tcMar>
-                    <w:top w:w="48" w:type="dxa"/>
-                    <w:bottom w:w="48" w:type="dxa"/>
-                    <w:left w:w="100" w:type="dxa"/>
-                    <w:right w:w="100" w:type="dxa"/>
-                  </w:tcMar>
-                </w:tcPr>
-                <w:p>
-                  <w:pPr>
-                    <w:spacing w:before="0" w:after="0"/>
-                    <w:jc w:val="left"/>
-                  </w:pPr>
-                  <w:r>
-                    <w:rPr>
-                      <w:b w:val="0"/>
-                      <w:color w:val="1A1A2E"/>
-                      <w:sz w:val="18"/>
-                    </w:rPr>
-                    <w:t>UVEG</w:t>
-                  </w:r>
-                </w:p>
-              </w:tc>
-              <w:tc>
-                <w:tcPr>
-                  <w:tcW w:type="dxa" w:w="1707"/>
-                  <w:shd w:val="clear" w:color="auto" w:fill="FFFFFF"/>
-                  <w:tcMar>
-                    <w:top w:w="48" w:type="dxa"/>
-                    <w:bottom w:w="48" w:type="dxa"/>
-                    <w:left w:w="100" w:type="dxa"/>
-                    <w:right w:w="100" w:type="dxa"/>
-                  </w:tcMar>
-                </w:tcPr>
-                <w:p>
-                  <w:pPr>
-                    <w:spacing w:before="0" w:after="0"/>
-                    <w:jc w:val="right"/>
-                  </w:pPr>
-                  <w:r>
-                    <w:rPr>
-                      <w:b/>
-                      <w:color w:val="1E3A6E"/>
-                      <w:sz w:val="18"/>
-                    </w:rPr>
-                    <w:t>14, 16, 32–42</w:t>
-                  </w:r>
-                </w:p>
-              </w:tc>
-              <w:tc>
-                <w:tcPr>
-                  <w:tcW w:type="dxa" w:w="1707"/>
+                  <w:tcW w:type="dxa" w:w="1920"/>
                   <w:shd w:val="clear" w:color="auto" w:fill="FFFFFF"/>
                   <w:tcMar>
                     <w:top w:w="48" w:type="dxa"/>
@@ -2643,32 +2065,6 @@
       <w:pPr>
         <w:spacing w:before="0" w:after="120"/>
       </w:pPr>
-    </w:p>
-    <w:p>
-      <w:pPr>
-        <w:spacing w:before="0" w:after="40"/>
-      </w:pPr>
-      <w:r>
-        <w:rPr>
-          <w:i/>
-          <w:color w:val="666666"/>
-          <w:sz w:val="17"/>
-        </w:rPr>
-        <w:t xml:space="preserve">  Suéter Oferta Ad hoc Talla Uni se maneja aparte a $199.</w:t>
-      </w:r>
-    </w:p>
-    <w:p>
-      <w:pPr>
-        <w:spacing w:before="0" w:after="40"/>
-      </w:pPr>
-      <w:r>
-        <w:rPr>
-          <w:i/>
-          <w:color w:val="666666"/>
-          <w:sz w:val="17"/>
-        </w:rPr>
-        <w:t xml:space="preserve">  Si una escuela aparece en excepciones, respetar ese precio.</w:t>
-      </w:r>
     </w:p>
     <w:sectPr>
       <w:pgSz w:w="16838" w:h="11906" w:orient="landscape"/>
